--- a/templates/מה צריכה להכיל תכנית עסקית.docx
+++ b/templates/מה צריכה להכיל תכנית עסקית.docx
@@ -5,61 +5,7 @@
     <w:p>
       <w:pPr>
         <w:rPr>
-          <w:sz w:val="28"/>
-          <w:szCs w:val="28"/>
-          <w:rtl/>
-        </w:rPr>
-      </w:pPr>
-      <w:r>
-        <w:rPr>
-          <w:rFonts/>
-          <w:rtl/>
-        </w:rPr>
-        <w:t xml:space="preserve">                                                                                                                 </w:t>
-      </w:r>
-      <w:r>
-        <w:rPr>
-          <w:rFonts/>
-          <w:sz w:val="28"/>
-          <w:szCs w:val="28"/>
-          <w:rtl/>
-        </w:rPr>
-        <w:t>תאריך:</w:t>
-      </w:r>
-      <w:r>
-        <w:rPr>
-          <w:rFonts/>
-          <w:sz w:val="28"/>
-          <w:szCs w:val="28"/>
-          <w:rtl/>
-        </w:rPr>
-        <w:t xml:space="preserve">                                               </w:t>
-      </w:r>
-    </w:p>
-    <w:p>
-      <w:pPr>
-        <w:rPr>
-          <w:rtl/>
-        </w:rPr>
-      </w:pPr>
-    </w:p>
-    <w:p>
-      <w:pPr>
-        <w:rPr>
-          <w:rtl/>
-        </w:rPr>
-      </w:pPr>
-    </w:p>
-    <w:p>
-      <w:pPr>
-        <w:rPr>
-          <w:rtl/>
-        </w:rPr>
-      </w:pPr>
-    </w:p>
-    <w:p>
-      <w:pPr>
-        <w:rPr>
+          <w:rFonts w:ascii="Segoe UI" w:hAnsi="Segoe UI" w:cs="Segoe UI"/>
           <w:rtl/>
         </w:rPr>
       </w:pPr>
@@ -68,6 +14,7 @@
       <w:pPr>
         <w:jc w:val="center"/>
         <w:rPr>
+          <w:rFonts w:ascii="Segoe UI" w:hAnsi="Segoe UI" w:cs="Segoe UI"/>
           <w:sz w:val="72"/>
           <w:szCs w:val="72"/>
           <w:rtl/>
@@ -75,7 +22,7 @@
       </w:pPr>
       <w:r>
         <w:rPr>
-          <w:rFonts/>
+          <w:rFonts w:ascii="Segoe UI" w:hAnsi="Segoe UI" w:cs="Segoe UI"/>
           <w:sz w:val="72"/>
           <w:szCs w:val="72"/>
           <w:rtl/>
@@ -87,6 +34,7 @@
       <w:pPr>
         <w:jc w:val="center"/>
         <w:rPr>
+          <w:rFonts w:ascii="Segoe UI" w:hAnsi="Segoe UI" w:cs="Segoe UI"/>
           <w:sz w:val="32"/>
           <w:szCs w:val="32"/>
           <w:rtl/>
@@ -97,6 +45,7 @@
       <w:pPr>
         <w:jc w:val="center"/>
         <w:rPr>
+          <w:rFonts w:ascii="Segoe UI" w:hAnsi="Segoe UI" w:cs="Segoe UI"/>
           <w:sz w:val="32"/>
           <w:szCs w:val="32"/>
           <w:rtl/>
@@ -105,7 +54,7 @@
       <w:bookmarkStart w:id="0" w:name="_Hlk209785926"/>
       <w:r>
         <w:rPr>
-          <w:rFonts/>
+          <w:rFonts w:ascii="Segoe UI" w:hAnsi="Segoe UI" w:cs="Segoe UI"/>
           <w:sz w:val="32"/>
           <w:szCs w:val="32"/>
           <w:rtl/>
@@ -114,7 +63,7 @@
       </w:r>
       <w:r>
         <w:rPr>
-          <w:rFonts/>
+          <w:rFonts w:ascii="Segoe UI" w:hAnsi="Segoe UI" w:cs="Segoe UI"/>
           <w:sz w:val="32"/>
           <w:szCs w:val="32"/>
           <w:rtl/>
@@ -126,6 +75,7 @@
       <w:pPr>
         <w:jc w:val="center"/>
         <w:rPr>
+          <w:rFonts w:ascii="Segoe UI" w:hAnsi="Segoe UI" w:cs="Segoe UI"/>
           <w:sz w:val="32"/>
           <w:szCs w:val="32"/>
           <w:rtl/>
@@ -136,46 +86,50 @@
       <w:pPr>
         <w:jc w:val="center"/>
         <w:rPr>
+          <w:rFonts w:ascii="Segoe UI" w:hAnsi="Segoe UI" w:cs="Segoe UI"/>
           <w:sz w:val="32"/>
           <w:szCs w:val="32"/>
           <w:rtl/>
         </w:rPr>
       </w:pPr>
-      <w:r>
-        <w:rPr>
-          <w:rFonts/>
+    </w:p>
+    <w:p>
+      <w:pPr>
+        <w:jc w:val="center"/>
+        <w:rPr>
+          <w:rFonts w:ascii="Segoe UI" w:hAnsi="Segoe UI" w:cs="Segoe UI"/>
           <w:sz w:val="32"/>
           <w:szCs w:val="32"/>
           <w:rtl/>
         </w:rPr>
-        <w:t>-------------------------------------------------</w:t>
-      </w:r>
-    </w:p>
-    <w:bookmarkEnd w:id="0"/>
+      </w:pPr>
+    </w:p>
     <w:p>
       <w:pPr>
         <w:jc w:val="center"/>
         <w:rPr>
+          <w:rFonts w:ascii="Segoe UI" w:hAnsi="Segoe UI" w:cs="Segoe UI"/>
           <w:sz w:val="32"/>
           <w:szCs w:val="32"/>
           <w:rtl/>
         </w:rPr>
       </w:pPr>
-    </w:p>
-    <w:p>
-      <w:pPr>
-        <w:jc w:val="center"/>
-        <w:rPr>
+      <w:r>
+        <w:rPr>
+          <w:rFonts w:ascii="Segoe UI" w:hAnsi="Segoe UI" w:cs="Segoe UI"/>
           <w:sz w:val="32"/>
           <w:szCs w:val="32"/>
           <w:rtl/>
         </w:rPr>
-      </w:pPr>
-    </w:p>
+        <w:t>נכון לתאריך: _________________</w:t>
+      </w:r>
+    </w:p>
+    <w:bookmarkEnd w:id="0"/>
     <w:p>
       <w:pPr>
         <w:jc w:val="center"/>
         <w:rPr>
+          <w:rFonts w:ascii="Segoe UI" w:hAnsi="Segoe UI" w:cs="Segoe UI"/>
           <w:sz w:val="32"/>
           <w:szCs w:val="32"/>
           <w:rtl/>
@@ -186,6 +140,7 @@
       <w:pPr>
         <w:jc w:val="center"/>
         <w:rPr>
+          <w:rFonts w:ascii="Segoe UI" w:hAnsi="Segoe UI" w:cs="Segoe UI"/>
           <w:sz w:val="32"/>
           <w:szCs w:val="32"/>
           <w:rtl/>
@@ -196,110 +151,112 @@
       <w:pPr>
         <w:jc w:val="center"/>
         <w:rPr>
+          <w:rFonts w:ascii="Segoe UI" w:hAnsi="Segoe UI" w:cs="Segoe UI"/>
           <w:sz w:val="32"/>
           <w:szCs w:val="32"/>
           <w:rtl/>
         </w:rPr>
       </w:pPr>
-    </w:p>
-    <w:p>
-      <w:pPr>
-        <w:jc w:val="center"/>
-        <w:rPr>
+      <w:bookmarkStart w:id="1" w:name="_Hlk209787014"/>
+      <w:r>
+        <w:rPr>
+          <w:rFonts w:ascii="Segoe UI" w:hAnsi="Segoe UI" w:cs="Segoe UI"/>
           <w:sz w:val="32"/>
           <w:szCs w:val="32"/>
           <w:rtl/>
         </w:rPr>
-      </w:pPr>
-    </w:p>
-    <w:p>
-      <w:pPr>
-        <w:jc w:val="center"/>
-        <w:rPr>
+        <w:t>נערכה,</w:t>
+      </w:r>
+      <w:r>
+        <w:rPr>
+          <w:rFonts w:ascii="Segoe UI" w:hAnsi="Segoe UI" w:cs="Segoe UI"/>
           <w:sz w:val="32"/>
           <w:szCs w:val="32"/>
           <w:rtl/>
         </w:rPr>
-      </w:pPr>
-      <w:bookmarkStart w:id="1" w:name="_Hlk209787014"/>
-      <w:r>
-        <w:rPr>
-          <w:rFonts/>
+        <w:t xml:space="preserve"> תוכננה והוגשה ע"י:</w:t>
+      </w:r>
+      <w:r>
+        <w:rPr>
+          <w:rFonts w:ascii="Segoe UI" w:hAnsi="Segoe UI" w:cs="Segoe UI"/>
           <w:sz w:val="32"/>
           <w:szCs w:val="32"/>
           <w:rtl/>
         </w:rPr>
-        <w:t>נערכה,</w:t>
-      </w:r>
-      <w:r>
-        <w:rPr>
-          <w:rFonts/>
-          <w:sz w:val="32"/>
-          <w:szCs w:val="32"/>
-          <w:rtl/>
-        </w:rPr>
-        <w:t xml:space="preserve"> תוכננה והוגשה ע"י:</w:t>
-      </w:r>
-      <w:r>
-        <w:rPr>
-          <w:rFonts/>
-          <w:sz w:val="32"/>
-          <w:szCs w:val="32"/>
-          <w:rtl/>
-        </w:rPr>
         <w:t xml:space="preserve"> </w:t>
       </w:r>
       <w:r>
         <w:rPr>
-          <w:rFonts/>
+          <w:rFonts w:ascii="Segoe UI" w:hAnsi="Segoe UI" w:cs="Segoe UI" w:hint="cs"/>
           <w:sz w:val="32"/>
           <w:szCs w:val="32"/>
           <w:u w:val="single"/>
           <w:rtl/>
         </w:rPr>
-        <w:t>(פרטי עושה התוכנית העסקית)</w:t>
-      </w:r>
-    </w:p>
-    <w:bookmarkEnd w:id="1"/>
-    <w:p>
-      <w:pPr>
-        <w:jc w:val="center"/>
-        <w:rPr>
+        <w:t>[</w:t>
+      </w:r>
+      <w:r>
+        <w:rPr>
+          <w:rFonts w:ascii="Segoe UI" w:hAnsi="Segoe UI" w:cs="Segoe UI"/>
           <w:sz w:val="32"/>
           <w:szCs w:val="32"/>
-          <w:rtl/>
-        </w:rPr>
-      </w:pPr>
-      <w:r>
-        <w:rPr>
-          <w:rFonts/>
+          <w:u w:val="single"/>
+          <w:rtl/>
+        </w:rPr>
+        <w:t>פרטי עושה התוכנית העסקית</w:t>
+      </w:r>
+      <w:r>
+        <w:rPr>
+          <w:rFonts w:ascii="Segoe UI" w:hAnsi="Segoe UI" w:cs="Segoe UI" w:hint="cs"/>
           <w:sz w:val="32"/>
           <w:szCs w:val="32"/>
-          <w:rtl/>
-        </w:rPr>
-        <w:t xml:space="preserve">יועץ מוסמך </w:t>
-      </w:r>
-      <w:r>
-        <w:rPr>
-          <w:rFonts/>
+          <w:u w:val="single"/>
+          <w:rtl/>
+        </w:rPr>
+        <w:t>]</w:t>
+      </w:r>
+    </w:p>
+    <w:bookmarkEnd w:id="1"/>
+    <w:p>
+      <w:pPr>
+        <w:jc w:val="center"/>
+        <w:rPr>
+          <w:rFonts w:ascii="Segoe UI" w:hAnsi="Segoe UI" w:cs="Segoe UI"/>
           <w:sz w:val="32"/>
           <w:szCs w:val="32"/>
           <w:rtl/>
         </w:rPr>
-        <w:t xml:space="preserve">קוד המקצוע של </w:t>
-      </w:r>
-      <w:r>
-        <w:rPr>
-          <w:rFonts/>
+      </w:pPr>
+      <w:r>
+        <w:rPr>
+          <w:rFonts w:ascii="Segoe UI" w:hAnsi="Segoe UI" w:cs="Segoe UI"/>
           <w:sz w:val="32"/>
           <w:szCs w:val="32"/>
           <w:rtl/>
         </w:rPr>
+        <w:t xml:space="preserve">יועץ מוסמך </w:t>
+      </w:r>
+      <w:r>
+        <w:rPr>
+          <w:rFonts w:ascii="Segoe UI" w:hAnsi="Segoe UI" w:cs="Segoe UI"/>
+          <w:sz w:val="32"/>
+          <w:szCs w:val="32"/>
+          <w:rtl/>
+        </w:rPr>
+        <w:t xml:space="preserve">קוד המקצוע של </w:t>
+      </w:r>
+      <w:r>
+        <w:rPr>
+          <w:rFonts w:ascii="Segoe UI" w:hAnsi="Segoe UI" w:cs="Segoe UI"/>
+          <w:sz w:val="32"/>
+          <w:szCs w:val="32"/>
+          <w:rtl/>
+        </w:rPr>
         <w:t>"</w:t>
       </w:r>
       <w:r>
         <w:rPr>
-          <w:rFonts/>
+          <w:rFonts w:ascii="Segoe UI" w:hAnsi="Segoe UI" w:cs="Segoe UI"/>
           <w:b/>
           <w:bCs/>
           <w:sz w:val="32"/>
@@ -310,300 +267,78 @@
       </w:r>
       <w:r>
         <w:rPr>
-          <w:rFonts/>
+          <w:rFonts w:ascii="Segoe UI" w:hAnsi="Segoe UI" w:cs="Segoe UI"/>
           <w:sz w:val="32"/>
           <w:szCs w:val="32"/>
           <w:rtl/>
         </w:rPr>
-        <w:t>"</w:t>
-      </w:r>
-      <w:r>
-        <w:rPr>
-          <w:rFonts/>
+        <w:t xml:space="preserve">" </w:t>
+      </w:r>
+      <w:r>
+        <w:rPr>
+          <w:rFonts w:ascii="Segoe UI" w:hAnsi="Segoe UI" w:cs="Segoe UI"/>
           <w:sz w:val="32"/>
           <w:szCs w:val="32"/>
           <w:rtl/>
         </w:rPr>
-        <w:t xml:space="preserve"> </w:t>
-      </w:r>
-      <w:r>
-        <w:rPr>
+        <w:br/>
+        <w:t xml:space="preserve">הסמכה </w:t>
+      </w:r>
+      <w:r>
+        <w:rPr>
+          <w:rFonts w:ascii="Segoe UI" w:hAnsi="Segoe UI" w:cs="Segoe UI"/>
           <w:sz w:val="32"/>
           <w:szCs w:val="32"/>
           <w:rtl/>
         </w:rPr>
-        <w:br/>
-      </w:r>
-      <w:r>
-        <w:rPr>
-          <w:rFonts/>
+        <w:t>מס.:</w:t>
+      </w:r>
+      <w:r>
+        <w:rPr>
+          <w:rFonts w:ascii="Segoe UI" w:hAnsi="Segoe UI" w:cs="Segoe UI"/>
           <w:sz w:val="32"/>
           <w:szCs w:val="32"/>
           <w:rtl/>
         </w:rPr>
-        <w:t>הסמכה</w:t>
-      </w:r>
-      <w:r>
-        <w:rPr>
-          <w:rFonts/>
+        <w:t xml:space="preserve">_____ </w:t>
+      </w:r>
+    </w:p>
+    <w:p>
+      <w:pPr>
+        <w:bidi w:val="0"/>
+        <w:rPr>
+          <w:rFonts w:ascii="Segoe UI" w:hAnsi="Segoe UI" w:cs="Segoe UI"/>
           <w:sz w:val="32"/>
           <w:szCs w:val="32"/>
           <w:rtl/>
         </w:rPr>
-        <w:t xml:space="preserve"> </w:t>
-      </w:r>
-      <w:r>
-        <w:rPr>
-          <w:rFonts/>
+      </w:pPr>
+      <w:r>
+        <w:rPr>
+          <w:rFonts w:ascii="Segoe UI" w:hAnsi="Segoe UI" w:cs="Segoe UI"/>
           <w:sz w:val="32"/>
           <w:szCs w:val="32"/>
           <w:rtl/>
         </w:rPr>
-        <w:t>מס.:</w:t>
-      </w:r>
-      <w:r>
-        <w:rPr>
-          <w:rFonts/>
+        <w:br w:type="page"/>
+      </w:r>
+    </w:p>
+    <w:p>
+      <w:pPr>
+        <w:jc w:val="center"/>
+        <w:rPr>
+          <w:rFonts w:ascii="Segoe UI" w:hAnsi="Segoe UI" w:cs="Segoe UI"/>
           <w:sz w:val="32"/>
           <w:szCs w:val="32"/>
           <w:rtl/>
         </w:rPr>
-        <w:t xml:space="preserve">_____ </w:t>
-      </w:r>
+      </w:pPr>
     </w:p>
     <w:p>
       <w:pPr>
         <w:jc w:val="center"/>
         <w:rPr>
-          <w:sz w:val="32"/>
-          <w:szCs w:val="32"/>
-          <w:rtl/>
-        </w:rPr>
-      </w:pPr>
-      <w:r>
-        <w:rPr>
-          <w:rFonts/>
-          <w:sz w:val="32"/>
-          <w:szCs w:val="32"/>
-          <w:rtl/>
-        </w:rPr>
-        <w:t xml:space="preserve">התוכנית העסקית </w:t>
-      </w:r>
-      <w:r>
-        <w:rPr>
-          <w:rFonts/>
-          <w:sz w:val="32"/>
-          <w:szCs w:val="32"/>
-          <w:rtl/>
-        </w:rPr>
-        <w:t xml:space="preserve">נערכה </w:t>
-      </w:r>
-      <w:r>
-        <w:rPr>
-          <w:rFonts/>
-          <w:sz w:val="32"/>
-          <w:szCs w:val="32"/>
-          <w:rtl/>
-        </w:rPr>
-        <w:t xml:space="preserve">עפ"י </w:t>
-      </w:r>
-      <w:r>
-        <w:rPr>
-          <w:rFonts/>
-          <w:sz w:val="32"/>
-          <w:szCs w:val="32"/>
-          <w:rtl/>
-        </w:rPr>
-        <w:t>קוד</w:t>
-      </w:r>
-      <w:r>
-        <w:rPr>
-          <w:rFonts/>
-          <w:sz w:val="32"/>
-          <w:szCs w:val="32"/>
-          <w:rtl/>
-        </w:rPr>
-        <w:t xml:space="preserve"> המקצוע של</w:t>
-      </w:r>
-      <w:r>
-        <w:rPr>
-          <w:rFonts/>
-          <w:sz w:val="32"/>
-          <w:szCs w:val="32"/>
-          <w:rtl/>
-        </w:rPr>
-        <w:t xml:space="preserve"> </w:t>
-      </w:r>
-      <w:r>
-        <w:rPr>
-          <w:rFonts/>
-          <w:sz w:val="32"/>
-          <w:szCs w:val="32"/>
-          <w:rtl/>
-        </w:rPr>
-        <w:t>"</w:t>
-      </w:r>
-      <w:r>
-        <w:rPr>
-          <w:rFonts/>
-          <w:b/>
-          <w:bCs/>
-          <w:sz w:val="32"/>
-          <w:szCs w:val="32"/>
-          <w:rtl/>
-        </w:rPr>
-        <w:t>לשכת היועצים העסקיים והניהוליים בישראל</w:t>
-      </w:r>
-      <w:r>
-        <w:rPr>
-          <w:rFonts/>
-          <w:sz w:val="32"/>
-          <w:szCs w:val="32"/>
-          <w:rtl/>
-        </w:rPr>
-        <w:t>"</w:t>
-      </w:r>
-      <w:r>
-        <w:rPr>
-          <w:rFonts/>
-          <w:sz w:val="32"/>
-          <w:szCs w:val="32"/>
-          <w:rtl/>
-        </w:rPr>
-        <w:t xml:space="preserve"> </w:t>
-      </w:r>
-      <w:r>
-        <w:rPr>
-          <w:rFonts/>
-          <w:sz w:val="16"/>
-          <w:szCs w:val="16"/>
-          <w:rtl/>
-        </w:rPr>
-        <w:t>(</w:t>
-      </w:r>
-      <w:proofErr w:type="spellStart"/>
-      <w:r>
-        <w:rPr>
-          <w:rFonts/>
-          <w:sz w:val="16"/>
-          <w:szCs w:val="16"/>
-          <w:rtl/>
-        </w:rPr>
-        <w:t>ע"ר</w:t>
-      </w:r>
-      <w:proofErr w:type="spellEnd"/>
-      <w:r>
-        <w:rPr>
-          <w:rFonts/>
-          <w:sz w:val="16"/>
-          <w:szCs w:val="16"/>
-          <w:rtl/>
-        </w:rPr>
-        <w:t>)</w:t>
-      </w:r>
-    </w:p>
-    <w:p>
-      <w:pPr>
-        <w:jc w:val="center"/>
-        <w:rPr>
-          <w:sz w:val="32"/>
-          <w:szCs w:val="32"/>
-          <w:rtl/>
-        </w:rPr>
-      </w:pPr>
-    </w:p>
-    <w:p>
-      <w:pPr>
-        <w:jc w:val="center"/>
-        <w:rPr>
-          <w:sz w:val="72"/>
-          <w:szCs w:val="72"/>
-          <w:rtl/>
-        </w:rPr>
-      </w:pPr>
-      <w:bookmarkStart w:id="2" w:name="_Hlk209786886"/>
-      <w:r>
-        <w:rPr>
-          <w:rFonts/>
-          <w:sz w:val="72"/>
-          <w:szCs w:val="72"/>
-          <w:rtl/>
-        </w:rPr>
-        <w:t>תכנית עסקית</w:t>
-      </w:r>
-    </w:p>
-    <w:bookmarkEnd w:id="2"/>
-    <w:p>
-      <w:pPr>
-        <w:jc w:val="center"/>
-        <w:rPr>
-          <w:sz w:val="32"/>
-          <w:szCs w:val="32"/>
-          <w:rtl/>
-        </w:rPr>
-      </w:pPr>
-      <w:r>
-        <w:rPr>
-          <w:rFonts/>
-          <w:sz w:val="32"/>
-          <w:szCs w:val="32"/>
-          <w:rtl/>
-        </w:rPr>
-        <w:t>עבור:</w:t>
-      </w:r>
-      <w:r>
-        <w:rPr>
-          <w:rFonts/>
-          <w:sz w:val="32"/>
-          <w:szCs w:val="32"/>
-          <w:rtl/>
-        </w:rPr>
-        <w:t>______________________</w:t>
-      </w:r>
-    </w:p>
-    <w:p>
-      <w:pPr>
-        <w:jc w:val="center"/>
-        <w:rPr>
-          <w:sz w:val="32"/>
-          <w:szCs w:val="32"/>
-          <w:rtl/>
-        </w:rPr>
-      </w:pPr>
-    </w:p>
-    <w:p>
-      <w:pPr>
-        <w:jc w:val="center"/>
-        <w:rPr>
-          <w:sz w:val="32"/>
-          <w:szCs w:val="32"/>
-          <w:rtl/>
-        </w:rPr>
-      </w:pPr>
-      <w:r>
-        <w:rPr>
-          <w:rFonts/>
-          <w:sz w:val="32"/>
-          <w:szCs w:val="32"/>
-          <w:rtl/>
-        </w:rPr>
-        <w:t>-------------------------------------------------</w:t>
-      </w:r>
-    </w:p>
-    <w:p>
-      <w:pPr>
-        <w:jc w:val="center"/>
-        <w:rPr>
-          <w:sz w:val="32"/>
-          <w:szCs w:val="32"/>
-          <w:rtl/>
-        </w:rPr>
-      </w:pPr>
-    </w:p>
-    <w:p>
-      <w:pPr>
-        <w:jc w:val="center"/>
-        <w:rPr>
+          <w:rFonts w:ascii="Segoe UI" w:hAnsi="Segoe UI" w:cs="Segoe UI"/>
           <w:sz w:val="72"/>
           <w:szCs w:val="72"/>
           <w:u w:val="single"/>
@@ -612,7 +347,7 @@
       </w:pPr>
       <w:r>
         <w:rPr>
-          <w:rFonts/>
+          <w:rFonts w:ascii="Segoe UI" w:hAnsi="Segoe UI" w:cs="Segoe UI"/>
           <w:sz w:val="72"/>
           <w:szCs w:val="72"/>
           <w:u w:val="single"/>
@@ -625,6 +360,7 @@
       <w:pPr>
         <w:jc w:val="center"/>
         <w:rPr>
+          <w:rFonts w:ascii="Segoe UI" w:hAnsi="Segoe UI" w:cs="Segoe UI"/>
           <w:sz w:val="72"/>
           <w:szCs w:val="72"/>
           <w:u w:val="single"/>
@@ -637,16 +373,17 @@
         <w:pStyle w:val="ListParagraph"/>
         <w:numPr>
           <w:ilvl w:val="0"/>
-          <w:numId w:val="1"/>
+          <w:numId w:val="2"/>
         </w:numPr>
         <w:rPr>
-          <w:sz w:val="36"/>
-          <w:szCs w:val="36"/>
-        </w:rPr>
-      </w:pPr>
-      <w:r>
-        <w:rPr>
-          <w:rFonts/>
+          <w:rFonts w:ascii="Segoe UI" w:hAnsi="Segoe UI" w:cs="Segoe UI"/>
+          <w:sz w:val="36"/>
+          <w:szCs w:val="36"/>
+        </w:rPr>
+      </w:pPr>
+      <w:r>
+        <w:rPr>
+          <w:rFonts w:ascii="Segoe UI" w:hAnsi="Segoe UI" w:cs="Segoe UI"/>
           <w:sz w:val="36"/>
           <w:szCs w:val="36"/>
           <w:rtl/>
@@ -659,16 +396,17 @@
         <w:pStyle w:val="ListParagraph"/>
         <w:numPr>
           <w:ilvl w:val="0"/>
-          <w:numId w:val="1"/>
+          <w:numId w:val="2"/>
         </w:numPr>
         <w:rPr>
-          <w:sz w:val="36"/>
-          <w:szCs w:val="36"/>
-        </w:rPr>
-      </w:pPr>
-      <w:r>
-        <w:rPr>
-          <w:rFonts/>
+          <w:rFonts w:ascii="Segoe UI" w:hAnsi="Segoe UI" w:cs="Segoe UI"/>
+          <w:sz w:val="36"/>
+          <w:szCs w:val="36"/>
+        </w:rPr>
+      </w:pPr>
+      <w:r>
+        <w:rPr>
+          <w:rFonts w:ascii="Segoe UI" w:hAnsi="Segoe UI" w:cs="Segoe UI"/>
           <w:sz w:val="36"/>
           <w:szCs w:val="36"/>
           <w:rtl/>
@@ -681,16 +419,17 @@
         <w:pStyle w:val="ListParagraph"/>
         <w:numPr>
           <w:ilvl w:val="0"/>
-          <w:numId w:val="1"/>
+          <w:numId w:val="2"/>
         </w:numPr>
         <w:rPr>
-          <w:sz w:val="36"/>
-          <w:szCs w:val="36"/>
-        </w:rPr>
-      </w:pPr>
-      <w:r>
-        <w:rPr>
-          <w:rFonts/>
+          <w:rFonts w:ascii="Segoe UI" w:hAnsi="Segoe UI" w:cs="Segoe UI"/>
+          <w:sz w:val="36"/>
+          <w:szCs w:val="36"/>
+        </w:rPr>
+      </w:pPr>
+      <w:r>
+        <w:rPr>
+          <w:rFonts w:ascii="Segoe UI" w:hAnsi="Segoe UI" w:cs="Segoe UI"/>
           <w:sz w:val="36"/>
           <w:szCs w:val="36"/>
           <w:rtl/>
@@ -699,54 +438,23 @@
       </w:r>
       <w:r>
         <w:rPr>
+          <w:rFonts w:ascii="Segoe UI" w:hAnsi="Segoe UI" w:cs="Segoe UI"/>
           <w:sz w:val="36"/>
           <w:szCs w:val="36"/>
           <w:rtl/>
         </w:rPr>
         <w:br/>
-      </w:r>
-      <w:r>
-        <w:rPr>
-          <w:rFonts/>
-          <w:sz w:val="36"/>
-          <w:szCs w:val="36"/>
-          <w:rtl/>
-        </w:rPr>
         <w:t>3.0</w:t>
       </w:r>
       <w:r>
         <w:rPr>
+          <w:rFonts w:ascii="Segoe UI" w:hAnsi="Segoe UI" w:cs="Segoe UI"/>
           <w:sz w:val="36"/>
           <w:szCs w:val="36"/>
           <w:rtl/>
         </w:rPr>
         <w:tab/>
-      </w:r>
-      <w:r>
-        <w:rPr>
-          <w:rFonts/>
-          <w:sz w:val="36"/>
-          <w:szCs w:val="36"/>
-          <w:rtl/>
-        </w:rPr>
-        <w:t xml:space="preserve">אודות החברה </w:t>
-      </w:r>
-      <w:r>
-        <w:rPr>
-          <w:sz w:val="36"/>
-          <w:szCs w:val="36"/>
-          <w:rtl/>
-        </w:rPr>
-        <w:t>–</w:t>
-      </w:r>
-      <w:r>
-        <w:rPr>
-          <w:rFonts/>
-          <w:sz w:val="36"/>
-          <w:szCs w:val="36"/>
-          <w:rtl/>
-        </w:rPr>
-        <w:t xml:space="preserve"> תחום העיסוק, מוצרים/שירותים קיימים, אנשי מפתח מובילים, טכנולוגיות בשימוש</w:t>
+        <w:t>אודות החברה – תחום העיסוק, מוצרים/שירותים קיימים, אנשי מפתח מובילים, טכנולוגיות בשימוש</w:t>
       </w:r>
     </w:p>
     <w:p>
@@ -754,16 +462,17 @@
         <w:pStyle w:val="ListParagraph"/>
         <w:numPr>
           <w:ilvl w:val="1"/>
-          <w:numId w:val="1"/>
+          <w:numId w:val="2"/>
         </w:numPr>
         <w:rPr>
-          <w:sz w:val="36"/>
-          <w:szCs w:val="36"/>
-        </w:rPr>
-      </w:pPr>
-      <w:r>
-        <w:rPr>
-          <w:rFonts/>
+          <w:rFonts w:ascii="Segoe UI" w:hAnsi="Segoe UI" w:cs="Segoe UI"/>
+          <w:sz w:val="36"/>
+          <w:szCs w:val="36"/>
+        </w:rPr>
+      </w:pPr>
+      <w:r>
+        <w:rPr>
+          <w:rFonts w:ascii="Segoe UI" w:hAnsi="Segoe UI" w:cs="Segoe UI"/>
           <w:sz w:val="36"/>
           <w:szCs w:val="36"/>
           <w:rtl/>
@@ -772,7 +481,7 @@
       </w:r>
       <w:r>
         <w:rPr>
-          <w:rFonts/>
+          <w:rFonts w:ascii="Segoe UI" w:hAnsi="Segoe UI" w:cs="Segoe UI"/>
           <w:sz w:val="36"/>
           <w:szCs w:val="36"/>
           <w:rtl/>
@@ -785,16 +494,17 @@
         <w:pStyle w:val="ListParagraph"/>
         <w:numPr>
           <w:ilvl w:val="1"/>
-          <w:numId w:val="1"/>
+          <w:numId w:val="2"/>
         </w:numPr>
         <w:rPr>
-          <w:sz w:val="36"/>
-          <w:szCs w:val="36"/>
-        </w:rPr>
-      </w:pPr>
-      <w:r>
-        <w:rPr>
-          <w:rFonts/>
+          <w:rFonts w:ascii="Segoe UI" w:hAnsi="Segoe UI" w:cs="Segoe UI"/>
+          <w:sz w:val="36"/>
+          <w:szCs w:val="36"/>
+        </w:rPr>
+      </w:pPr>
+      <w:r>
+        <w:rPr>
+          <w:rFonts w:ascii="Segoe UI" w:hAnsi="Segoe UI" w:cs="Segoe UI"/>
           <w:sz w:val="36"/>
           <w:szCs w:val="36"/>
           <w:rtl/>
@@ -803,7 +513,7 @@
       </w:r>
       <w:r>
         <w:rPr>
-          <w:rFonts/>
+          <w:rFonts w:ascii="Segoe UI" w:hAnsi="Segoe UI" w:cs="Segoe UI"/>
           <w:sz w:val="36"/>
           <w:szCs w:val="36"/>
           <w:rtl/>
@@ -816,16 +526,17 @@
         <w:pStyle w:val="ListParagraph"/>
         <w:numPr>
           <w:ilvl w:val="1"/>
-          <w:numId w:val="1"/>
+          <w:numId w:val="2"/>
         </w:numPr>
         <w:rPr>
-          <w:sz w:val="36"/>
-          <w:szCs w:val="36"/>
-        </w:rPr>
-      </w:pPr>
-      <w:r>
-        <w:rPr>
-          <w:rFonts/>
+          <w:rFonts w:ascii="Segoe UI" w:hAnsi="Segoe UI" w:cs="Segoe UI"/>
+          <w:sz w:val="36"/>
+          <w:szCs w:val="36"/>
+        </w:rPr>
+      </w:pPr>
+      <w:r>
+        <w:rPr>
+          <w:rFonts w:ascii="Segoe UI" w:hAnsi="Segoe UI" w:cs="Segoe UI"/>
           <w:sz w:val="36"/>
           <w:szCs w:val="36"/>
           <w:rtl/>
@@ -838,16 +549,17 @@
         <w:pStyle w:val="ListParagraph"/>
         <w:numPr>
           <w:ilvl w:val="1"/>
-          <w:numId w:val="1"/>
+          <w:numId w:val="2"/>
         </w:numPr>
         <w:rPr>
-          <w:sz w:val="36"/>
-          <w:szCs w:val="36"/>
-        </w:rPr>
-      </w:pPr>
-      <w:r>
-        <w:rPr>
-          <w:rFonts/>
+          <w:rFonts w:ascii="Segoe UI" w:hAnsi="Segoe UI" w:cs="Segoe UI"/>
+          <w:sz w:val="36"/>
+          <w:szCs w:val="36"/>
+        </w:rPr>
+      </w:pPr>
+      <w:r>
+        <w:rPr>
+          <w:rFonts w:ascii="Segoe UI" w:hAnsi="Segoe UI" w:cs="Segoe UI"/>
           <w:sz w:val="36"/>
           <w:szCs w:val="36"/>
           <w:rtl/>
@@ -860,16 +572,17 @@
         <w:pStyle w:val="ListParagraph"/>
         <w:numPr>
           <w:ilvl w:val="1"/>
-          <w:numId w:val="1"/>
+          <w:numId w:val="2"/>
         </w:numPr>
         <w:rPr>
-          <w:sz w:val="36"/>
-          <w:szCs w:val="36"/>
-        </w:rPr>
-      </w:pPr>
-      <w:r>
-        <w:rPr>
-          <w:rFonts/>
+          <w:rFonts w:ascii="Segoe UI" w:hAnsi="Segoe UI" w:cs="Segoe UI"/>
+          <w:sz w:val="36"/>
+          <w:szCs w:val="36"/>
+        </w:rPr>
+      </w:pPr>
+      <w:r>
+        <w:rPr>
+          <w:rFonts w:ascii="Segoe UI" w:hAnsi="Segoe UI" w:cs="Segoe UI"/>
           <w:sz w:val="36"/>
           <w:szCs w:val="36"/>
           <w:rtl/>
@@ -882,16 +595,17 @@
         <w:pStyle w:val="ListParagraph"/>
         <w:numPr>
           <w:ilvl w:val="1"/>
-          <w:numId w:val="1"/>
+          <w:numId w:val="2"/>
         </w:numPr>
         <w:rPr>
-          <w:sz w:val="36"/>
-          <w:szCs w:val="36"/>
-        </w:rPr>
-      </w:pPr>
-      <w:r>
-        <w:rPr>
-          <w:rFonts/>
+          <w:rFonts w:ascii="Segoe UI" w:hAnsi="Segoe UI" w:cs="Segoe UI"/>
+          <w:sz w:val="36"/>
+          <w:szCs w:val="36"/>
+        </w:rPr>
+      </w:pPr>
+      <w:r>
+        <w:rPr>
+          <w:rFonts w:ascii="Segoe UI" w:hAnsi="Segoe UI" w:cs="Segoe UI"/>
           <w:sz w:val="36"/>
           <w:szCs w:val="36"/>
           <w:rtl/>
@@ -900,7 +614,7 @@
       </w:r>
       <w:r>
         <w:rPr>
-          <w:rFonts/>
+          <w:rFonts w:ascii="Segoe UI" w:hAnsi="Segoe UI" w:cs="Segoe UI"/>
           <w:sz w:val="36"/>
           <w:szCs w:val="36"/>
           <w:rtl/>
@@ -909,7 +623,7 @@
       </w:r>
       <w:r>
         <w:rPr>
-          <w:rFonts/>
+          <w:rFonts w:ascii="Segoe UI" w:hAnsi="Segoe UI" w:cs="Segoe UI"/>
           <w:sz w:val="36"/>
           <w:szCs w:val="36"/>
           <w:rtl/>
@@ -918,7 +632,7 @@
       </w:r>
       <w:r>
         <w:rPr>
-          <w:rFonts/>
+          <w:rFonts w:ascii="Segoe UI" w:hAnsi="Segoe UI" w:cs="Segoe UI"/>
           <w:sz w:val="36"/>
           <w:szCs w:val="36"/>
           <w:rtl/>
@@ -927,7 +641,7 @@
       </w:r>
       <w:r>
         <w:rPr>
-          <w:rFonts/>
+          <w:rFonts w:ascii="Segoe UI" w:hAnsi="Segoe UI" w:cs="Segoe UI"/>
           <w:sz w:val="36"/>
           <w:szCs w:val="36"/>
           <w:rtl/>
@@ -940,103 +654,23 @@
         <w:pStyle w:val="ListParagraph"/>
         <w:numPr>
           <w:ilvl w:val="1"/>
-          <w:numId w:val="1"/>
+          <w:numId w:val="2"/>
         </w:numPr>
         <w:rPr>
-          <w:sz w:val="36"/>
-          <w:szCs w:val="36"/>
-          <w:rtl/>
-        </w:rPr>
-      </w:pPr>
-      <w:r>
-        <w:rPr>
-          <w:rFonts w:cs="Arial"/>
-          <w:sz w:val="36"/>
-          <w:szCs w:val="36"/>
-          <w:rtl/>
-        </w:rPr>
-        <w:t>מקורות</w:t>
-      </w:r>
-      <w:r>
-        <w:rPr>
-          <w:rFonts w:cs="Arial"/>
-          <w:sz w:val="36"/>
-          <w:szCs w:val="36"/>
-          <w:rtl/>
-        </w:rPr>
-        <w:t xml:space="preserve"> </w:t>
-      </w:r>
-      <w:r>
-        <w:rPr>
-          <w:rFonts w:cs="Arial"/>
-          <w:sz w:val="36"/>
-          <w:szCs w:val="36"/>
-          <w:rtl/>
-        </w:rPr>
-        <w:t>מימון</w:t>
-      </w:r>
-      <w:r>
-        <w:rPr>
-          <w:rFonts w:cs="Arial"/>
-          <w:sz w:val="36"/>
-          <w:szCs w:val="36"/>
-          <w:rtl/>
-        </w:rPr>
-        <w:t xml:space="preserve"> </w:t>
-      </w:r>
-      <w:r>
-        <w:rPr>
-          <w:rFonts w:cs="Arial"/>
-          <w:sz w:val="36"/>
-          <w:szCs w:val="36"/>
-          <w:rtl/>
-        </w:rPr>
-        <w:t>ואשראי</w:t>
-      </w:r>
-      <w:r>
-        <w:rPr>
-          <w:rFonts w:cs="Arial"/>
-          <w:sz w:val="36"/>
-          <w:szCs w:val="36"/>
-          <w:rtl/>
-        </w:rPr>
-        <w:t xml:space="preserve"> </w:t>
-      </w:r>
-      <w:r>
-        <w:rPr>
-          <w:rFonts w:cs="Arial"/>
-          <w:sz w:val="36"/>
-          <w:szCs w:val="36"/>
-          <w:rtl/>
-        </w:rPr>
-        <w:t>וביטחונות</w:t>
-      </w:r>
-      <w:r>
-        <w:rPr>
-          <w:rFonts w:cs="Arial"/>
-          <w:sz w:val="36"/>
-          <w:szCs w:val="36"/>
-          <w:rtl/>
-        </w:rPr>
-        <w:t xml:space="preserve"> </w:t>
-      </w:r>
-      <w:r>
-        <w:rPr>
-          <w:rFonts w:cs="Arial"/>
-          <w:sz w:val="36"/>
-          <w:szCs w:val="36"/>
-          <w:rtl/>
-        </w:rPr>
-        <w:t>נדרשים</w:t>
-      </w:r>
-      <w:r>
-        <w:rPr>
-          <w:rFonts w:cs="Arial"/>
-          <w:sz w:val="36"/>
-          <w:szCs w:val="36"/>
-          <w:rtl/>
-        </w:rPr>
-        <w:t xml:space="preserve"> </w:t>
+          <w:rFonts w:ascii="Segoe UI" w:hAnsi="Segoe UI" w:cs="Segoe UI"/>
+          <w:sz w:val="36"/>
+          <w:szCs w:val="36"/>
+          <w:rtl/>
+        </w:rPr>
+      </w:pPr>
+      <w:r>
+        <w:rPr>
+          <w:rFonts w:ascii="Segoe UI" w:hAnsi="Segoe UI" w:cs="Segoe UI"/>
+          <w:sz w:val="36"/>
+          <w:szCs w:val="36"/>
+          <w:rtl/>
+        </w:rPr>
+        <w:t xml:space="preserve">מקורות מימון ואשראי וביטחונות נדרשים </w:t>
       </w:r>
     </w:p>
     <w:p>
@@ -1044,103 +678,23 @@
         <w:pStyle w:val="ListParagraph"/>
         <w:numPr>
           <w:ilvl w:val="1"/>
-          <w:numId w:val="1"/>
+          <w:numId w:val="2"/>
         </w:numPr>
         <w:rPr>
-          <w:sz w:val="36"/>
-          <w:szCs w:val="36"/>
-          <w:rtl/>
-        </w:rPr>
-      </w:pPr>
-      <w:r>
-        <w:rPr>
-          <w:rFonts w:cs="Arial"/>
-          <w:sz w:val="36"/>
-          <w:szCs w:val="36"/>
-          <w:rtl/>
-        </w:rPr>
-        <w:t>מקורות</w:t>
-      </w:r>
-      <w:r>
-        <w:rPr>
-          <w:rFonts w:cs="Arial"/>
-          <w:sz w:val="36"/>
-          <w:szCs w:val="36"/>
-          <w:rtl/>
-        </w:rPr>
-        <w:t xml:space="preserve"> </w:t>
-      </w:r>
-      <w:r>
-        <w:rPr>
-          <w:rFonts w:cs="Arial"/>
-          <w:sz w:val="36"/>
-          <w:szCs w:val="36"/>
-          <w:rtl/>
-        </w:rPr>
-        <w:t>ודוחות</w:t>
-      </w:r>
-      <w:r>
-        <w:rPr>
-          <w:rFonts w:cs="Arial"/>
-          <w:sz w:val="36"/>
-          <w:szCs w:val="36"/>
-          <w:rtl/>
-        </w:rPr>
-        <w:t xml:space="preserve"> </w:t>
-      </w:r>
-      <w:r>
-        <w:rPr>
-          <w:rFonts w:cs="Arial"/>
-          <w:sz w:val="36"/>
-          <w:szCs w:val="36"/>
-          <w:rtl/>
-        </w:rPr>
-        <w:t>עושר</w:t>
-      </w:r>
-      <w:r>
-        <w:rPr>
-          <w:rFonts w:cs="Arial"/>
-          <w:sz w:val="36"/>
-          <w:szCs w:val="36"/>
-          <w:rtl/>
-        </w:rPr>
-        <w:t xml:space="preserve"> </w:t>
-      </w:r>
-      <w:r>
-        <w:rPr>
-          <w:rFonts w:cs="Arial"/>
-          <w:sz w:val="36"/>
-          <w:szCs w:val="36"/>
-          <w:rtl/>
-        </w:rPr>
-        <w:t>בעלי</w:t>
-      </w:r>
-      <w:r>
-        <w:rPr>
-          <w:rFonts w:cs="Arial"/>
-          <w:sz w:val="36"/>
-          <w:szCs w:val="36"/>
-          <w:rtl/>
-        </w:rPr>
-        <w:t xml:space="preserve"> </w:t>
-      </w:r>
-      <w:r>
-        <w:rPr>
-          <w:rFonts w:cs="Arial"/>
-          <w:sz w:val="36"/>
-          <w:szCs w:val="36"/>
-          <w:rtl/>
-        </w:rPr>
-        <w:t>המניות</w:t>
-      </w:r>
-      <w:r>
-        <w:rPr>
-          <w:rFonts w:cs="Arial"/>
-          <w:sz w:val="36"/>
-          <w:szCs w:val="36"/>
-          <w:rtl/>
-        </w:rPr>
-        <w:t xml:space="preserve"> </w:t>
+          <w:rFonts w:ascii="Segoe UI" w:hAnsi="Segoe UI" w:cs="Segoe UI"/>
+          <w:sz w:val="36"/>
+          <w:szCs w:val="36"/>
+          <w:rtl/>
+        </w:rPr>
+      </w:pPr>
+      <w:r>
+        <w:rPr>
+          <w:rFonts w:ascii="Segoe UI" w:hAnsi="Segoe UI" w:cs="Segoe UI"/>
+          <w:sz w:val="36"/>
+          <w:szCs w:val="36"/>
+          <w:rtl/>
+        </w:rPr>
+        <w:t xml:space="preserve">מקורות ודוחות עושר בעלי המניות </w:t>
       </w:r>
     </w:p>
     <w:p>
@@ -1148,16 +702,17 @@
         <w:pStyle w:val="ListParagraph"/>
         <w:numPr>
           <w:ilvl w:val="1"/>
-          <w:numId w:val="1"/>
+          <w:numId w:val="2"/>
         </w:numPr>
         <w:rPr>
-          <w:sz w:val="36"/>
-          <w:szCs w:val="36"/>
-        </w:rPr>
-      </w:pPr>
-      <w:r>
-        <w:rPr>
-          <w:rFonts/>
+          <w:rFonts w:ascii="Segoe UI" w:hAnsi="Segoe UI" w:cs="Segoe UI"/>
+          <w:sz w:val="36"/>
+          <w:szCs w:val="36"/>
+        </w:rPr>
+      </w:pPr>
+      <w:r>
+        <w:rPr>
+          <w:rFonts w:ascii="Segoe UI" w:hAnsi="Segoe UI" w:cs="Segoe UI"/>
           <w:sz w:val="36"/>
           <w:szCs w:val="36"/>
           <w:rtl/>
@@ -1166,7 +721,7 @@
       </w:r>
       <w:r>
         <w:rPr>
-          <w:rFonts/>
+          <w:rFonts w:ascii="Segoe UI" w:hAnsi="Segoe UI" w:cs="Segoe UI"/>
           <w:sz w:val="36"/>
           <w:szCs w:val="36"/>
           <w:rtl/>
@@ -1175,7 +730,7 @@
       </w:r>
       <w:r>
         <w:rPr>
-          <w:rFonts/>
+          <w:rFonts w:ascii="Segoe UI" w:hAnsi="Segoe UI" w:cs="Segoe UI"/>
           <w:sz w:val="36"/>
           <w:szCs w:val="36"/>
           <w:rtl/>
@@ -1184,7 +739,7 @@
       </w:r>
       <w:r>
         <w:rPr>
-          <w:rFonts/>
+          <w:rFonts w:ascii="Segoe UI" w:hAnsi="Segoe UI" w:cs="Segoe UI"/>
           <w:sz w:val="36"/>
           <w:szCs w:val="36"/>
           <w:rtl/>
@@ -1193,7 +748,7 @@
       </w:r>
       <w:r>
         <w:rPr>
-          <w:rFonts/>
+          <w:rFonts w:ascii="Segoe UI" w:hAnsi="Segoe UI" w:cs="Segoe UI"/>
           <w:sz w:val="36"/>
           <w:szCs w:val="36"/>
           <w:rtl/>
@@ -1202,7 +757,7 @@
       </w:r>
       <w:r>
         <w:rPr>
-          <w:rFonts/>
+          <w:rFonts w:ascii="Segoe UI" w:hAnsi="Segoe UI" w:cs="Segoe UI"/>
           <w:sz w:val="36"/>
           <w:szCs w:val="36"/>
           <w:rtl/>
@@ -1211,7 +766,7 @@
       </w:r>
       <w:r>
         <w:rPr>
-          <w:rFonts/>
+          <w:rFonts w:ascii="Segoe UI" w:hAnsi="Segoe UI" w:cs="Segoe UI"/>
           <w:sz w:val="36"/>
           <w:szCs w:val="36"/>
           <w:rtl/>
@@ -1220,6 +775,7 @@
       </w:r>
       <w:r>
         <w:rPr>
+          <w:rFonts w:ascii="Segoe UI" w:hAnsi="Segoe UI" w:cs="Segoe UI"/>
           <w:sz w:val="36"/>
           <w:szCs w:val="36"/>
         </w:rPr>
@@ -1227,7 +783,7 @@
       </w:r>
       <w:r>
         <w:rPr>
-          <w:rFonts/>
+          <w:rFonts w:ascii="Segoe UI" w:hAnsi="Segoe UI" w:cs="Segoe UI"/>
           <w:sz w:val="36"/>
           <w:szCs w:val="36"/>
           <w:rtl/>
@@ -1240,25 +796,27 @@
         <w:pStyle w:val="ListParagraph"/>
         <w:numPr>
           <w:ilvl w:val="1"/>
-          <w:numId w:val="1"/>
+          <w:numId w:val="2"/>
         </w:numPr>
         <w:rPr>
-          <w:sz w:val="36"/>
-          <w:szCs w:val="36"/>
-        </w:rPr>
-      </w:pPr>
-      <w:r>
-        <w:rPr>
-          <w:rFonts/>
-          <w:sz w:val="36"/>
-          <w:szCs w:val="36"/>
-          <w:rtl/>
-        </w:rPr>
+          <w:rFonts w:ascii="Segoe UI" w:hAnsi="Segoe UI" w:cs="Segoe UI"/>
+          <w:sz w:val="36"/>
+          <w:szCs w:val="36"/>
+        </w:rPr>
+      </w:pPr>
+      <w:r>
+        <w:rPr>
+          <w:rFonts w:ascii="Segoe UI" w:hAnsi="Segoe UI" w:cs="Segoe UI"/>
+          <w:sz w:val="36"/>
+          <w:szCs w:val="36"/>
+          <w:rtl/>
+        </w:rPr>
+        <w:lastRenderedPageBreak/>
         <w:t>חישובי עלויות התפעול</w:t>
       </w:r>
       <w:r>
         <w:rPr>
-          <w:rFonts/>
+          <w:rFonts w:ascii="Segoe UI" w:hAnsi="Segoe UI" w:cs="Segoe UI"/>
           <w:sz w:val="36"/>
           <w:szCs w:val="36"/>
           <w:rtl/>
@@ -1267,7 +825,7 @@
       </w:r>
       <w:r>
         <w:rPr>
-          <w:rFonts/>
+          <w:rFonts w:ascii="Segoe UI" w:hAnsi="Segoe UI" w:cs="Segoe UI"/>
           <w:sz w:val="36"/>
           <w:szCs w:val="36"/>
           <w:rtl/>
@@ -1276,7 +834,7 @@
       </w:r>
       <w:r>
         <w:rPr>
-          <w:rFonts/>
+          <w:rFonts w:ascii="Segoe UI" w:hAnsi="Segoe UI" w:cs="Segoe UI"/>
           <w:sz w:val="36"/>
           <w:szCs w:val="36"/>
           <w:rtl/>
@@ -1289,16 +847,17 @@
         <w:pStyle w:val="ListParagraph"/>
         <w:numPr>
           <w:ilvl w:val="1"/>
-          <w:numId w:val="1"/>
+          <w:numId w:val="2"/>
         </w:numPr>
         <w:rPr>
-          <w:sz w:val="36"/>
-          <w:szCs w:val="36"/>
-        </w:rPr>
-      </w:pPr>
-      <w:r>
-        <w:rPr>
-          <w:rFonts/>
+          <w:rFonts w:ascii="Segoe UI" w:hAnsi="Segoe UI" w:cs="Segoe UI"/>
+          <w:sz w:val="36"/>
+          <w:szCs w:val="36"/>
+        </w:rPr>
+      </w:pPr>
+      <w:r>
+        <w:rPr>
+          <w:rFonts w:ascii="Segoe UI" w:hAnsi="Segoe UI" w:cs="Segoe UI"/>
           <w:sz w:val="36"/>
           <w:szCs w:val="36"/>
           <w:rtl/>
@@ -1307,7 +866,7 @@
       </w:r>
       <w:r>
         <w:rPr>
-          <w:rFonts/>
+          <w:rFonts w:ascii="Segoe UI" w:hAnsi="Segoe UI" w:cs="Segoe UI"/>
           <w:sz w:val="36"/>
           <w:szCs w:val="36"/>
           <w:rtl/>
@@ -1316,7 +875,7 @@
       </w:r>
       <w:r>
         <w:rPr>
-          <w:rFonts/>
+          <w:rFonts w:ascii="Segoe UI" w:hAnsi="Segoe UI" w:cs="Segoe UI"/>
           <w:sz w:val="36"/>
           <w:szCs w:val="36"/>
           <w:rtl/>
@@ -1325,7 +884,7 @@
       </w:r>
       <w:r>
         <w:rPr>
-          <w:rFonts/>
+          <w:rFonts w:ascii="Segoe UI" w:hAnsi="Segoe UI" w:cs="Segoe UI"/>
           <w:sz w:val="36"/>
           <w:szCs w:val="36"/>
           <w:rtl/>
@@ -1338,16 +897,17 @@
         <w:pStyle w:val="ListParagraph"/>
         <w:numPr>
           <w:ilvl w:val="1"/>
-          <w:numId w:val="1"/>
+          <w:numId w:val="2"/>
         </w:numPr>
         <w:rPr>
-          <w:sz w:val="36"/>
-          <w:szCs w:val="36"/>
-        </w:rPr>
-      </w:pPr>
-      <w:r>
-        <w:rPr>
-          <w:rFonts/>
+          <w:rFonts w:ascii="Segoe UI" w:hAnsi="Segoe UI" w:cs="Segoe UI"/>
+          <w:sz w:val="36"/>
+          <w:szCs w:val="36"/>
+        </w:rPr>
+      </w:pPr>
+      <w:r>
+        <w:rPr>
+          <w:rFonts w:ascii="Segoe UI" w:hAnsi="Segoe UI" w:cs="Segoe UI"/>
           <w:sz w:val="36"/>
           <w:szCs w:val="36"/>
           <w:rtl/>
@@ -1360,16 +920,17 @@
         <w:pStyle w:val="ListParagraph"/>
         <w:numPr>
           <w:ilvl w:val="1"/>
-          <w:numId w:val="1"/>
+          <w:numId w:val="2"/>
         </w:numPr>
         <w:rPr>
-          <w:sz w:val="36"/>
-          <w:szCs w:val="36"/>
-        </w:rPr>
-      </w:pPr>
-      <w:r>
-        <w:rPr>
-          <w:rFonts/>
+          <w:rFonts w:ascii="Segoe UI" w:hAnsi="Segoe UI" w:cs="Segoe UI"/>
+          <w:sz w:val="36"/>
+          <w:szCs w:val="36"/>
+        </w:rPr>
+      </w:pPr>
+      <w:r>
+        <w:rPr>
+          <w:rFonts w:ascii="Segoe UI" w:hAnsi="Segoe UI" w:cs="Segoe UI"/>
           <w:sz w:val="36"/>
           <w:szCs w:val="36"/>
           <w:rtl/>
@@ -1378,7 +939,7 @@
       </w:r>
       <w:r>
         <w:rPr>
-          <w:rFonts/>
+          <w:rFonts w:ascii="Segoe UI" w:hAnsi="Segoe UI" w:cs="Segoe UI"/>
           <w:sz w:val="36"/>
           <w:szCs w:val="36"/>
           <w:rtl/>
@@ -1387,6 +948,7 @@
       </w:r>
       <w:r>
         <w:rPr>
+          <w:rFonts w:ascii="Segoe UI" w:hAnsi="Segoe UI" w:cs="Segoe UI"/>
           <w:sz w:val="36"/>
           <w:szCs w:val="36"/>
         </w:rPr>
@@ -1394,7 +956,7 @@
       </w:r>
       <w:r>
         <w:rPr>
-          <w:rFonts/>
+          <w:rFonts w:ascii="Segoe UI" w:hAnsi="Segoe UI" w:cs="Segoe UI"/>
           <w:sz w:val="36"/>
           <w:szCs w:val="36"/>
           <w:rtl/>
@@ -1407,16 +969,17 @@
         <w:pStyle w:val="ListParagraph"/>
         <w:numPr>
           <w:ilvl w:val="1"/>
-          <w:numId w:val="1"/>
+          <w:numId w:val="2"/>
         </w:numPr>
         <w:rPr>
-          <w:sz w:val="36"/>
-          <w:szCs w:val="36"/>
-        </w:rPr>
-      </w:pPr>
-      <w:r>
-        <w:rPr>
-          <w:rFonts/>
+          <w:rFonts w:ascii="Segoe UI" w:hAnsi="Segoe UI" w:cs="Segoe UI"/>
+          <w:sz w:val="36"/>
+          <w:szCs w:val="36"/>
+        </w:rPr>
+      </w:pPr>
+      <w:r>
+        <w:rPr>
+          <w:rFonts w:ascii="Segoe UI" w:hAnsi="Segoe UI" w:cs="Segoe UI"/>
           <w:sz w:val="36"/>
           <w:szCs w:val="36"/>
           <w:rtl/>
@@ -1425,6 +988,7 @@
       </w:r>
       <w:r>
         <w:rPr>
+          <w:rFonts w:ascii="Segoe UI" w:hAnsi="Segoe UI" w:cs="Segoe UI"/>
           <w:sz w:val="36"/>
           <w:szCs w:val="36"/>
         </w:rPr>
@@ -1432,7 +996,7 @@
       </w:r>
       <w:r>
         <w:rPr>
-          <w:rFonts/>
+          <w:rFonts w:ascii="Segoe UI" w:hAnsi="Segoe UI" w:cs="Segoe UI"/>
           <w:sz w:val="36"/>
           <w:szCs w:val="36"/>
           <w:rtl/>
@@ -1441,7 +1005,7 @@
       </w:r>
       <w:r>
         <w:rPr>
-          <w:rFonts/>
+          <w:rFonts w:ascii="Segoe UI" w:hAnsi="Segoe UI" w:cs="Segoe UI"/>
           <w:sz w:val="36"/>
           <w:szCs w:val="36"/>
           <w:rtl/>
@@ -1450,7 +1014,7 @@
       </w:r>
       <w:r>
         <w:rPr>
-          <w:rFonts/>
+          <w:rFonts w:ascii="Segoe UI" w:hAnsi="Segoe UI" w:cs="Segoe UI"/>
           <w:sz w:val="36"/>
           <w:szCs w:val="36"/>
           <w:rtl/>
@@ -1459,7 +1023,7 @@
       </w:r>
       <w:r>
         <w:rPr>
-          <w:rFonts/>
+          <w:rFonts w:ascii="Segoe UI" w:hAnsi="Segoe UI" w:cs="Segoe UI"/>
           <w:sz w:val="36"/>
           <w:szCs w:val="36"/>
           <w:rtl/>
@@ -1472,17 +1036,18 @@
         <w:pStyle w:val="ListParagraph"/>
         <w:numPr>
           <w:ilvl w:val="1"/>
-          <w:numId w:val="1"/>
+          <w:numId w:val="2"/>
         </w:numPr>
         <w:rPr>
-          <w:sz w:val="36"/>
-          <w:szCs w:val="36"/>
-          <w:rtl/>
-        </w:rPr>
-      </w:pPr>
-      <w:r>
-        <w:rPr>
-          <w:rFonts/>
+          <w:rFonts w:ascii="Segoe UI" w:hAnsi="Segoe UI" w:cs="Segoe UI"/>
+          <w:sz w:val="36"/>
+          <w:szCs w:val="36"/>
+          <w:rtl/>
+        </w:rPr>
+      </w:pPr>
+      <w:r>
+        <w:rPr>
+          <w:rFonts w:ascii="Segoe UI" w:hAnsi="Segoe UI" w:cs="Segoe UI"/>
           <w:sz w:val="36"/>
           <w:szCs w:val="36"/>
           <w:rtl/>
@@ -1491,7 +1056,7 @@
       </w:r>
       <w:r>
         <w:rPr>
-          <w:rFonts/>
+          <w:rFonts w:ascii="Segoe UI" w:hAnsi="Segoe UI" w:cs="Segoe UI"/>
           <w:sz w:val="36"/>
           <w:szCs w:val="36"/>
           <w:rtl/>
@@ -1503,6 +1068,7 @@
       <w:pPr>
         <w:jc w:val="center"/>
         <w:rPr>
+          <w:rFonts w:ascii="Segoe UI" w:hAnsi="Segoe UI" w:cs="Segoe UI"/>
           <w:sz w:val="32"/>
           <w:szCs w:val="32"/>
           <w:rtl/>
@@ -1513,6 +1079,7 @@
       <w:pPr>
         <w:jc w:val="center"/>
         <w:rPr>
+          <w:rFonts w:ascii="Segoe UI" w:hAnsi="Segoe UI" w:cs="Segoe UI"/>
           <w:sz w:val="32"/>
           <w:szCs w:val="32"/>
           <w:rtl/>
@@ -1521,39 +1088,16 @@
     </w:p>
     <w:p>
       <w:pPr>
-        <w:jc w:val="center"/>
-        <w:rPr>
-          <w:sz w:val="32"/>
-          <w:szCs w:val="32"/>
-          <w:rtl/>
-        </w:rPr>
-      </w:pPr>
-      <w:r>
-        <w:rPr>
-          <w:rFonts/>
-          <w:sz w:val="32"/>
-          <w:szCs w:val="32"/>
-          <w:rtl/>
-        </w:rPr>
-        <w:t>נערכה, תוכננה והוגשה ע"י:____________________</w:t>
-      </w:r>
-    </w:p>
-    <w:p>
-      <w:pPr>
-        <w:jc w:val="center"/>
+        <w:rPr>
+          <w:rFonts w:ascii="Segoe UI" w:hAnsi="Segoe UI" w:cs="Segoe UI"/>
+        </w:rPr>
       </w:pPr>
     </w:p>
     <w:sectPr>
-      <w:headerReference w:type="default" r:id="rIdIBCAhdr"/>
-      <w:footerReference w:type="default" r:id="rIdIBCAftr"/>
+      <w:headerReference w:type="default" r:id="rId7"/>
+      <w:footerReference w:type="default" r:id="rId8"/>
       <w:pgSz w:w="11906" w:h="16838"/>
       <w:pgMar w:top="2040" w:right="1800" w:bottom="1680" w:left="1800" w:header="708" w:footer="600" w:gutter="0"/>
-      <w:pgBorders w:offsetFrom="page">
-        <w:top w:val="single" w:sz="4" w:space="24" w:color="auto"/>
-        <w:left w:val="single" w:sz="4" w:space="24" w:color="auto"/>
-        <w:bottom w:val="single" w:sz="4" w:space="24" w:color="auto"/>
-        <w:right w:val="single" w:sz="4" w:space="24" w:color="auto"/>
-      </w:pgBorders>
       <w:cols w:space="708"/>
       <w:bidi/>
       <w:rtlGutter/>
@@ -1590,56 +1134,6 @@
 
 <file path=word/footer1.xml><?xml version="1.0" encoding="utf-8"?>
 <w:ftr xmlns:wpc="http://schemas.microsoft.com/office/word/2010/wordprocessingCanvas" xmlns:cx="http://schemas.microsoft.com/office/drawing/2014/chartex" xmlns:cx1="http://schemas.microsoft.com/office/drawing/2015/9/8/chartex" xmlns:cx2="http://schemas.microsoft.com/office/drawing/2015/10/21/chartex" xmlns:cx3="http://schemas.microsoft.com/office/drawing/2016/5/9/chartex" xmlns:cx4="http://schemas.microsoft.com/office/drawing/2016/5/10/chartex" xmlns:cx5="http://schemas.microsoft.com/office/drawing/2016/5/11/chartex" xmlns:cx6="http://schemas.microsoft.com/office/drawing/2016/5/12/chartex" xmlns:cx7="http://schemas.microsoft.com/office/drawing/2016/5/13/chartex" xmlns:cx8="http://schemas.microsoft.com/office/drawing/2016/5/14/chartex" xmlns:mc="http://schemas.openxmlformats.org/markup-compatibility/2006" xmlns:aink="http://schemas.microsoft.com/office/drawing/2016/ink" xmlns:am3d="http://schemas.microsoft.com/office/drawing/2017/model3d" xmlns:o="urn:schemas-microsoft-com:office:office" xmlns:oel="http://schemas.microsoft.com/office/2019/extlst" xmlns:r="http://schemas.openxmlformats.org/officeDocument/2006/relationships" xmlns:m="http://schemas.openxmlformats.org/officeDocument/2006/math" xmlns:v="urn:schemas-microsoft-com:vml" xmlns:wp14="http://schemas.microsoft.com/office/word/2010/wordprocessingDrawing" xmlns:wp="http://schemas.openxmlformats.org/drawingml/2006/wordprocessingDrawing" xmlns:w10="urn:schemas-microsoft-com:office:word" xmlns:w="http://schemas.openxmlformats.org/wordprocessingml/2006/main" xmlns:w14="http://schemas.microsoft.com/office/word/2010/wordml" xmlns:w15="http://schemas.microsoft.com/office/word/2012/wordml" xmlns:w16cex="http://schemas.microsoft.com/office/word/2018/wordml/cex" xmlns:w16cid="http://schemas.microsoft.com/office/word/2016/wordml/cid" xmlns:w16="http://schemas.microsoft.com/office/word/2018/wordml" xmlns:w16du="http://schemas.microsoft.com/office/word/2023/wordml/word16du" xmlns:w16sdtdh="http://schemas.microsoft.com/office/word/2020/wordml/sdtdatahash" xmlns:w16sdtfl="http://schemas.microsoft.com/office/word/2024/wordml/sdtformatlock" xmlns:w16se="http://schemas.microsoft.com/office/word/2015/wordml/symex" xmlns:wpg="http://schemas.microsoft.com/office/word/2010/wordprocessingGroup" xmlns:wpi="http://schemas.microsoft.com/office/word/2010/wordprocessingInk" xmlns:wne="http://schemas.microsoft.com/office/word/2006/wordml" xmlns:wps="http://schemas.microsoft.com/office/word/2010/wordprocessingShape" mc:Ignorable="w14 w15 w16se w16cid w16 w16cex w16sdtdh w16sdtfl w16du wp14">
-  <w:sdt>
-    <w:sdtPr>
-      <w:rPr>
-        <w:rtl/>
-      </w:rPr>
-      <w:id w:val="1518730468"/>
-      <w:docPartObj>
-        <w:docPartGallery w:val="Page Numbers (Bottom of Page)"/>
-        <w:docPartUnique/>
-      </w:docPartObj>
-    </w:sdtPr>
-    <w:sdtEndPr/>
-    <w:sdtContent>
-      <w:p>
-        <w:pPr>
-          <w:pStyle w:val="Footer"/>
-          <w:jc w:val="right"/>
-        </w:pPr>
-        <w:r>
-          <w:fldChar w:fldCharType="begin"/>
-        </w:r>
-        <w:r>
-          <w:instrText>PAGE   \* MERGEFORMAT</w:instrText>
-        </w:r>
-        <w:r>
-          <w:fldChar w:fldCharType="separate"/>
-        </w:r>
-        <w:r>
-          <w:rPr>
-            <w:rtl/>
-            <w:lang w:val="he-IL"/>
-          </w:rPr>
-          <w:t>2</w:t>
-        </w:r>
-        <w:r>
-          <w:fldChar w:fldCharType="end"/>
-        </w:r>
-      </w:p>
-    </w:sdtContent>
-  </w:sdt>
-  <w:p>
-    <w:pPr>
-      <w:pStyle w:val="Footer"/>
-    </w:pPr>
-  </w:p>
-</w:ftr>
-</file>
-
-<file path=word/footerIBCA.xml><?xml version="1.0" encoding="utf-8"?>
-<w:ftr xmlns:wpc="http://schemas.microsoft.com/office/word/2010/wordprocessingCanvas" xmlns:cx="http://schemas.microsoft.com/office/drawing/2014/chartex" xmlns:cx1="http://schemas.microsoft.com/office/drawing/2015/9/8/chartex" xmlns:cx2="http://schemas.microsoft.com/office/drawing/2015/10/21/chartex" xmlns:cx3="http://schemas.microsoft.com/office/drawing/2016/5/9/chartex" xmlns:cx4="http://schemas.microsoft.com/office/drawing/2016/5/10/chartex" xmlns:cx5="http://schemas.microsoft.com/office/drawing/2016/5/11/chartex" xmlns:cx6="http://schemas.microsoft.com/office/drawing/2016/5/12/chartex" xmlns:cx7="http://schemas.microsoft.com/office/drawing/2016/5/13/chartex" xmlns:cx8="http://schemas.microsoft.com/office/drawing/2016/5/14/chartex" xmlns:mc="http://schemas.openxmlformats.org/markup-compatibility/2006" xmlns:aink="http://schemas.microsoft.com/office/drawing/2016/ink" xmlns:am3d="http://schemas.microsoft.com/office/drawing/2017/model3d" xmlns:o="urn:schemas-microsoft-com:office:office" xmlns:oel="http://schemas.microsoft.com/office/2019/extlst" xmlns:r="http://schemas.openxmlformats.org/officeDocument/2006/relationships" xmlns:m="http://schemas.openxmlformats.org/officeDocument/2006/math" xmlns:v="urn:schemas-microsoft-com:vml" xmlns:wp14="http://schemas.microsoft.com/office/word/2010/wordprocessingDrawing" xmlns:wp="http://schemas.openxmlformats.org/drawingml/2006/wordprocessingDrawing" xmlns:w10="urn:schemas-microsoft-com:office:word" xmlns:w="http://schemas.openxmlformats.org/wordprocessingml/2006/main" xmlns:w14="http://schemas.microsoft.com/office/word/2010/wordml" xmlns:w15="http://schemas.microsoft.com/office/word/2012/wordml" xmlns:w16cex="http://schemas.microsoft.com/office/word/2018/wordml/cex" xmlns:w16cid="http://schemas.microsoft.com/office/word/2016/wordml/cid" xmlns:w16="http://schemas.microsoft.com/office/word/2018/wordml" xmlns:w16du="http://schemas.microsoft.com/office/word/2023/wordml/word16du" xmlns:w16sdtdh="http://schemas.microsoft.com/office/word/2020/wordml/sdtdatahash" xmlns:w16sdtfl="http://schemas.microsoft.com/office/word/2024/wordml/sdtformatlock" xmlns:w16se="http://schemas.microsoft.com/office/word/2015/wordml/symex" xmlns:wpg="http://schemas.microsoft.com/office/word/2010/wordprocessingGroup" xmlns:wpi="http://schemas.microsoft.com/office/word/2010/wordprocessingInk" xmlns:wne="http://schemas.microsoft.com/office/word/2006/wordml" xmlns:wps="http://schemas.microsoft.com/office/word/2010/wordprocessingShape" mc:Ignorable="w14 w15 w16se w16cid w16 w16cex w16sdtdh w16sdtfl w16du wp14">
   <w:p>
     <w:pPr>
       <w:tabs>
@@ -1647,7 +1141,7 @@
         <w:tab w:val="right" w:pos="8306"/>
       </w:tabs>
       <w:rPr>
-        <w:rFonts w:eastAsia="Calibri" w:cstheme="minorBidi"/>
+        <w:rFonts w:eastAsia="Calibri"/>
         <w:noProof/>
         <w:sz w:val="18"/>
         <w:szCs w:val="18"/>
@@ -1737,17 +1231,8 @@
   </w:p>
   <w:tbl>
     <w:tblPr>
-      <w:tblStyle w:val="TableGrid"/>
       <w:bidiVisual/>
       <w:tblW w:w="0" w:type="auto"/>
-      <w:tblBorders>
-        <w:top w:val="none" w:sz="0" w:space="0" w:color="auto"/>
-        <w:left w:val="none" w:sz="0" w:space="0" w:color="auto"/>
-        <w:bottom w:val="none" w:sz="0" w:space="0" w:color="auto"/>
-        <w:right w:val="none" w:sz="0" w:space="0" w:color="auto"/>
-        <w:insideH w:val="none" w:sz="0" w:space="0" w:color="auto"/>
-        <w:insideV w:val="none" w:sz="0" w:space="0" w:color="auto"/>
-      </w:tblBorders>
       <w:tblLook w:val="04A0" w:firstRow="1" w:lastRow="0" w:firstColumn="1" w:lastColumn="0" w:noHBand="0" w:noVBand="1"/>
     </w:tblPr>
     <w:tblGrid>
@@ -2037,7 +1522,6 @@
           <w:hyperlink r:id="rId7" w:history="1">
             <w:r>
               <w:rPr>
-                <w:rStyle w:val="Hyperlink"/>
                 <w:rFonts w:eastAsia="Calibri"/>
                 <w:noProof/>
                 <w:color w:val="595959" w:themeColor="text1" w:themeTint="A6"/>
@@ -2339,7 +1823,6 @@
           <w:hyperlink r:id="rId14" w:history="1">
             <w:r>
               <w:rPr>
-                <w:rStyle w:val="Hyperlink"/>
                 <w:rFonts w:eastAsia="Calibri"/>
                 <w:noProof/>
                 <w:color w:val="595959" w:themeColor="text1" w:themeTint="A6"/>
@@ -2402,7 +1885,7 @@
 </w:footnotes>
 </file>
 
-<file path=word/headerIBCA.xml><?xml version="1.0" encoding="utf-8"?>
+<file path=word/header1.xml><?xml version="1.0" encoding="utf-8"?>
 <w:hdr xmlns:wpc="http://schemas.microsoft.com/office/word/2010/wordprocessingCanvas" xmlns:cx="http://schemas.microsoft.com/office/drawing/2014/chartex" xmlns:cx1="http://schemas.microsoft.com/office/drawing/2015/9/8/chartex" xmlns:cx2="http://schemas.microsoft.com/office/drawing/2015/10/21/chartex" xmlns:cx3="http://schemas.microsoft.com/office/drawing/2016/5/9/chartex" xmlns:cx4="http://schemas.microsoft.com/office/drawing/2016/5/10/chartex" xmlns:cx5="http://schemas.microsoft.com/office/drawing/2016/5/11/chartex" xmlns:cx6="http://schemas.microsoft.com/office/drawing/2016/5/12/chartex" xmlns:cx7="http://schemas.microsoft.com/office/drawing/2016/5/13/chartex" xmlns:cx8="http://schemas.microsoft.com/office/drawing/2016/5/14/chartex" xmlns:mc="http://schemas.openxmlformats.org/markup-compatibility/2006" xmlns:aink="http://schemas.microsoft.com/office/drawing/2016/ink" xmlns:am3d="http://schemas.microsoft.com/office/drawing/2017/model3d" xmlns:o="urn:schemas-microsoft-com:office:office" xmlns:oel="http://schemas.microsoft.com/office/2019/extlst" xmlns:r="http://schemas.openxmlformats.org/officeDocument/2006/relationships" xmlns:m="http://schemas.openxmlformats.org/officeDocument/2006/math" xmlns:v="urn:schemas-microsoft-com:vml" xmlns:wp14="http://schemas.microsoft.com/office/word/2010/wordprocessingDrawing" xmlns:wp="http://schemas.openxmlformats.org/drawingml/2006/wordprocessingDrawing" xmlns:w10="urn:schemas-microsoft-com:office:word" xmlns:w="http://schemas.openxmlformats.org/wordprocessingml/2006/main" xmlns:w14="http://schemas.microsoft.com/office/word/2010/wordml" xmlns:w15="http://schemas.microsoft.com/office/word/2012/wordml" xmlns:w16cex="http://schemas.microsoft.com/office/word/2018/wordml/cex" xmlns:w16cid="http://schemas.microsoft.com/office/word/2016/wordml/cid" xmlns:w16="http://schemas.microsoft.com/office/word/2018/wordml" xmlns:w16du="http://schemas.microsoft.com/office/word/2023/wordml/word16du" xmlns:w16sdtdh="http://schemas.microsoft.com/office/word/2020/wordml/sdtdatahash" xmlns:w16sdtfl="http://schemas.microsoft.com/office/word/2024/wordml/sdtformatlock" xmlns:w16se="http://schemas.microsoft.com/office/word/2015/wordml/symex" xmlns:wpg="http://schemas.microsoft.com/office/word/2010/wordprocessingGroup" xmlns:wpi="http://schemas.microsoft.com/office/word/2010/wordprocessingInk" xmlns:wne="http://schemas.microsoft.com/office/word/2006/wordml" xmlns:wps="http://schemas.microsoft.com/office/word/2010/wordprocessingShape" mc:Ignorable="w14 w15 w16se w16cid w16 w16cex w16sdtdh w16sdtfl w16du wp14">
   <w:p>
     <w:pPr>
@@ -2668,8 +2151,97 @@
       </w:rPr>
     </w:lvl>
   </w:abstractNum>
+  <w:abstractNum w:abstractNumId="1" w15:restartNumberingAfterBreak="0">
+    <w:nsid w:val="42724AFF"/>
+    <w:multiLevelType w:val="multilevel"/>
+    <w:tmpl w:val="1000001F"/>
+    <w:lvl w:ilvl="0">
+      <w:start w:val="1"/>
+      <w:numFmt w:val="decimal"/>
+      <w:lvlText w:val="%1."/>
+      <w:lvlJc w:val="left"/>
+      <w:pPr>
+        <w:ind w:left="360" w:hanging="360"/>
+      </w:pPr>
+    </w:lvl>
+    <w:lvl w:ilvl="1">
+      <w:start w:val="1"/>
+      <w:numFmt w:val="decimal"/>
+      <w:lvlText w:val="%1.%2."/>
+      <w:lvlJc w:val="left"/>
+      <w:pPr>
+        <w:ind w:left="792" w:hanging="432"/>
+      </w:pPr>
+    </w:lvl>
+    <w:lvl w:ilvl="2">
+      <w:start w:val="1"/>
+      <w:numFmt w:val="decimal"/>
+      <w:lvlText w:val="%1.%2.%3."/>
+      <w:lvlJc w:val="left"/>
+      <w:pPr>
+        <w:ind w:left="1224" w:hanging="504"/>
+      </w:pPr>
+    </w:lvl>
+    <w:lvl w:ilvl="3">
+      <w:start w:val="1"/>
+      <w:numFmt w:val="decimal"/>
+      <w:lvlText w:val="%1.%2.%3.%4."/>
+      <w:lvlJc w:val="left"/>
+      <w:pPr>
+        <w:ind w:left="1728" w:hanging="648"/>
+      </w:pPr>
+    </w:lvl>
+    <w:lvl w:ilvl="4">
+      <w:start w:val="1"/>
+      <w:numFmt w:val="decimal"/>
+      <w:lvlText w:val="%1.%2.%3.%4.%5."/>
+      <w:lvlJc w:val="left"/>
+      <w:pPr>
+        <w:ind w:left="2232" w:hanging="792"/>
+      </w:pPr>
+    </w:lvl>
+    <w:lvl w:ilvl="5">
+      <w:start w:val="1"/>
+      <w:numFmt w:val="decimal"/>
+      <w:lvlText w:val="%1.%2.%3.%4.%5.%6."/>
+      <w:lvlJc w:val="left"/>
+      <w:pPr>
+        <w:ind w:left="2736" w:hanging="936"/>
+      </w:pPr>
+    </w:lvl>
+    <w:lvl w:ilvl="6">
+      <w:start w:val="1"/>
+      <w:numFmt w:val="decimal"/>
+      <w:lvlText w:val="%1.%2.%3.%4.%5.%6.%7."/>
+      <w:lvlJc w:val="left"/>
+      <w:pPr>
+        <w:ind w:left="3240" w:hanging="1080"/>
+      </w:pPr>
+    </w:lvl>
+    <w:lvl w:ilvl="7">
+      <w:start w:val="1"/>
+      <w:numFmt w:val="decimal"/>
+      <w:lvlText w:val="%1.%2.%3.%4.%5.%6.%7.%8."/>
+      <w:lvlJc w:val="left"/>
+      <w:pPr>
+        <w:ind w:left="3744" w:hanging="1224"/>
+      </w:pPr>
+    </w:lvl>
+    <w:lvl w:ilvl="8">
+      <w:start w:val="1"/>
+      <w:numFmt w:val="decimal"/>
+      <w:lvlText w:val="%1.%2.%3.%4.%5.%6.%7.%8.%9."/>
+      <w:lvlJc w:val="left"/>
+      <w:pPr>
+        <w:ind w:left="4320" w:hanging="1440"/>
+      </w:pPr>
+    </w:lvl>
+  </w:abstractNum>
   <w:num w:numId="1" w16cid:durableId="971059713">
     <w:abstractNumId w:val="0"/>
+  </w:num>
+  <w:num w:numId="2" w16cid:durableId="1518808665">
+    <w:abstractNumId w:val="1"/>
   </w:num>
 </w:numbering>
 </file>
